--- a/textbook/docx/chapter_01_foundations.docx
+++ b/textbook/docx/chapter_01_foundations.docx
@@ -61,8 +61,8 @@
         <w:rPr>
           <w:i/>
           <w:iCs/>
-          <w:sz w:val="36"/>
-          <w:szCs w:val="36"/>
+          <w:sz w:val="32"/>
+          <w:szCs w:val="32"/>
           <w:rFonts w:ascii="Arial" w:cs="Arial" w:eastAsia="Arial" w:hAnsi="Arial"/>
         </w:rPr>
         <w:t xml:space="preserve">Foundations of Healthcare Economics</w:t>
@@ -1489,8 +1489,8 @@
               <w:rPr>
                 <w:b/>
                 <w:bCs/>
-                <w:sz w:val="20"/>
-                <w:szCs w:val="20"/>
+                <w:sz w:val="17"/>
+                <w:szCs w:val="17"/>
                 <w:rFonts w:ascii="Arial" w:cs="Arial" w:eastAsia="Arial" w:hAnsi="Arial"/>
               </w:rPr>
               <w:t xml:space="preserve">Market Failure</w:t>
@@ -1519,8 +1519,8 @@
               <w:rPr>
                 <w:b/>
                 <w:bCs/>
-                <w:sz w:val="20"/>
-                <w:szCs w:val="20"/>
+                <w:sz w:val="17"/>
+                <w:szCs w:val="17"/>
                 <w:rFonts w:ascii="Arial" w:cs="Arial" w:eastAsia="Arial" w:hAnsi="Arial"/>
               </w:rPr>
               <w:t xml:space="preserve">Description</w:t>
@@ -1549,8 +1549,8 @@
               <w:rPr>
                 <w:b/>
                 <w:bCs/>
-                <w:sz w:val="20"/>
-                <w:szCs w:val="20"/>
+                <w:sz w:val="17"/>
+                <w:szCs w:val="17"/>
                 <w:rFonts w:ascii="Arial" w:cs="Arial" w:eastAsia="Arial" w:hAnsi="Arial"/>
               </w:rPr>
               <w:t xml:space="preserve">Economic Consequence</w:t>
@@ -1580,8 +1580,8 @@
               <w:rPr>
                 <w:b w:val="false"/>
                 <w:bCs w:val="false"/>
-                <w:sz w:val="20"/>
-                <w:szCs w:val="20"/>
+                <w:sz w:val="17"/>
+                <w:szCs w:val="17"/>
                 <w:rFonts w:ascii="Arial" w:cs="Arial" w:eastAsia="Arial" w:hAnsi="Arial"/>
               </w:rPr>
               <w:t xml:space="preserve">Externalities</w:t>
@@ -1609,8 +1609,8 @@
               <w:rPr>
                 <w:b w:val="false"/>
                 <w:bCs w:val="false"/>
-                <w:sz w:val="20"/>
-                <w:szCs w:val="20"/>
+                <w:sz w:val="17"/>
+                <w:szCs w:val="17"/>
                 <w:rFonts w:ascii="Arial" w:cs="Arial" w:eastAsia="Arial" w:hAnsi="Arial"/>
               </w:rPr>
               <w:t xml:space="preserve">Benefits/costs to third parties (vaccination, antibiotic resistance)</w:t>
@@ -1638,8 +1638,8 @@
               <w:rPr>
                 <w:b w:val="false"/>
                 <w:bCs w:val="false"/>
-                <w:sz w:val="20"/>
-                <w:szCs w:val="20"/>
+                <w:sz w:val="17"/>
+                <w:szCs w:val="17"/>
                 <w:rFonts w:ascii="Arial" w:cs="Arial" w:eastAsia="Arial" w:hAnsi="Arial"/>
               </w:rPr>
               <w:t xml:space="preserve">Under/over-provision relative to social optimum</w:t>
@@ -1669,8 +1669,8 @@
               <w:rPr>
                 <w:b w:val="false"/>
                 <w:bCs w:val="false"/>
-                <w:sz w:val="20"/>
-                <w:szCs w:val="20"/>
+                <w:sz w:val="17"/>
+                <w:szCs w:val="17"/>
                 <w:rFonts w:ascii="Arial" w:cs="Arial" w:eastAsia="Arial" w:hAnsi="Arial"/>
               </w:rPr>
               <w:t xml:space="preserve">Public goods</w:t>
@@ -1698,8 +1698,8 @@
               <w:rPr>
                 <w:b w:val="false"/>
                 <w:bCs w:val="false"/>
-                <w:sz w:val="20"/>
-                <w:szCs w:val="20"/>
+                <w:sz w:val="17"/>
+                <w:szCs w:val="17"/>
                 <w:rFonts w:ascii="Arial" w:cs="Arial" w:eastAsia="Arial" w:hAnsi="Arial"/>
               </w:rPr>
               <w:t xml:space="preserve">Non-rivalrous, non-excludable medical knowledge</w:t>
@@ -1727,8 +1727,8 @@
               <w:rPr>
                 <w:b w:val="false"/>
                 <w:bCs w:val="false"/>
-                <w:sz w:val="20"/>
-                <w:szCs w:val="20"/>
+                <w:sz w:val="17"/>
+                <w:szCs w:val="17"/>
                 <w:rFonts w:ascii="Arial" w:cs="Arial" w:eastAsia="Arial" w:hAnsi="Arial"/>
               </w:rPr>
               <w:t xml:space="preserve">Under-investment in medical research</w:t>
@@ -1758,8 +1758,8 @@
               <w:rPr>
                 <w:b w:val="false"/>
                 <w:bCs w:val="false"/>
-                <w:sz w:val="20"/>
-                <w:szCs w:val="20"/>
+                <w:sz w:val="17"/>
+                <w:szCs w:val="17"/>
                 <w:rFonts w:ascii="Arial" w:cs="Arial" w:eastAsia="Arial" w:hAnsi="Arial"/>
               </w:rPr>
               <w:t xml:space="preserve">Market power</w:t>
@@ -1787,8 +1787,8 @@
               <w:rPr>
                 <w:b w:val="false"/>
                 <w:bCs w:val="false"/>
-                <w:sz w:val="20"/>
-                <w:szCs w:val="20"/>
+                <w:sz w:val="17"/>
+                <w:szCs w:val="17"/>
                 <w:rFonts w:ascii="Arial" w:cs="Arial" w:eastAsia="Arial" w:hAnsi="Arial"/>
               </w:rPr>
               <w:t xml:space="preserve">Hospital/insurer concentration, provider entry barriers</w:t>
@@ -1816,8 +1816,8 @@
               <w:rPr>
                 <w:b w:val="false"/>
                 <w:bCs w:val="false"/>
-                <w:sz w:val="20"/>
-                <w:szCs w:val="20"/>
+                <w:sz w:val="17"/>
+                <w:szCs w:val="17"/>
                 <w:rFonts w:ascii="Arial" w:cs="Arial" w:eastAsia="Arial" w:hAnsi="Arial"/>
               </w:rPr>
               <w:t xml:space="preserve">Prices above competitive levels</w:t>
@@ -1847,8 +1847,8 @@
               <w:rPr>
                 <w:b w:val="false"/>
                 <w:bCs w:val="false"/>
-                <w:sz w:val="20"/>
-                <w:szCs w:val="20"/>
+                <w:sz w:val="17"/>
+                <w:szCs w:val="17"/>
                 <w:rFonts w:ascii="Arial" w:cs="Arial" w:eastAsia="Arial" w:hAnsi="Arial"/>
               </w:rPr>
               <w:t xml:space="preserve">Adverse selection</w:t>
@@ -1876,8 +1876,8 @@
               <w:rPr>
                 <w:b w:val="false"/>
                 <w:bCs w:val="false"/>
-                <w:sz w:val="20"/>
-                <w:szCs w:val="20"/>
+                <w:sz w:val="17"/>
+                <w:szCs w:val="17"/>
                 <w:rFonts w:ascii="Arial" w:cs="Arial" w:eastAsia="Arial" w:hAnsi="Arial"/>
               </w:rPr>
               <w:t xml:space="preserve">High-risk individuals disproportionately purchase insurance</w:t>
@@ -1905,8 +1905,8 @@
               <w:rPr>
                 <w:b w:val="false"/>
                 <w:bCs w:val="false"/>
-                <w:sz w:val="20"/>
-                <w:szCs w:val="20"/>
+                <w:sz w:val="17"/>
+                <w:szCs w:val="17"/>
                 <w:rFonts w:ascii="Arial" w:cs="Arial" w:eastAsia="Arial" w:hAnsi="Arial"/>
               </w:rPr>
               <w:t xml:space="preserve">Market unraveling, coverage gaps</w:t>
@@ -1936,8 +1936,8 @@
               <w:rPr>
                 <w:b w:val="false"/>
                 <w:bCs w:val="false"/>
-                <w:sz w:val="20"/>
-                <w:szCs w:val="20"/>
+                <w:sz w:val="17"/>
+                <w:szCs w:val="17"/>
                 <w:rFonts w:ascii="Arial" w:cs="Arial" w:eastAsia="Arial" w:hAnsi="Arial"/>
               </w:rPr>
               <w:t xml:space="preserve">Moral hazard</w:t>
@@ -1965,8 +1965,8 @@
               <w:rPr>
                 <w:b w:val="false"/>
                 <w:bCs w:val="false"/>
-                <w:sz w:val="20"/>
-                <w:szCs w:val="20"/>
+                <w:sz w:val="17"/>
+                <w:szCs w:val="17"/>
                 <w:rFonts w:ascii="Arial" w:cs="Arial" w:eastAsia="Arial" w:hAnsi="Arial"/>
               </w:rPr>
               <w:t xml:space="preserve">Insurance reduces price sensitivity of demand</w:t>
@@ -1994,8 +1994,8 @@
               <w:rPr>
                 <w:b w:val="false"/>
                 <w:bCs w:val="false"/>
-                <w:sz w:val="20"/>
-                <w:szCs w:val="20"/>
+                <w:sz w:val="17"/>
+                <w:szCs w:val="17"/>
                 <w:rFonts w:ascii="Arial" w:cs="Arial" w:eastAsia="Arial" w:hAnsi="Arial"/>
               </w:rPr>
               <w:t xml:space="preserve">Excess utilization, welfare loss</w:t>
@@ -2025,8 +2025,8 @@
               <w:rPr>
                 <w:b w:val="false"/>
                 <w:bCs w:val="false"/>
-                <w:sz w:val="20"/>
-                <w:szCs w:val="20"/>
+                <w:sz w:val="17"/>
+                <w:szCs w:val="17"/>
                 <w:rFonts w:ascii="Arial" w:cs="Arial" w:eastAsia="Arial" w:hAnsi="Arial"/>
               </w:rPr>
               <w:t xml:space="preserve">Information asymmetry</w:t>
@@ -2054,8 +2054,8 @@
               <w:rPr>
                 <w:b w:val="false"/>
                 <w:bCs w:val="false"/>
-                <w:sz w:val="20"/>
-                <w:szCs w:val="20"/>
+                <w:sz w:val="17"/>
+                <w:szCs w:val="17"/>
                 <w:rFonts w:ascii="Arial" w:cs="Arial" w:eastAsia="Arial" w:hAnsi="Arial"/>
               </w:rPr>
               <w:t xml:space="preserve">Provider-patient knowledge gap, credence good properties</w:t>
@@ -2083,8 +2083,8 @@
               <w:rPr>
                 <w:b w:val="false"/>
                 <w:bCs w:val="false"/>
-                <w:sz w:val="20"/>
-                <w:szCs w:val="20"/>
+                <w:sz w:val="17"/>
+                <w:szCs w:val="17"/>
                 <w:rFonts w:ascii="Arial" w:cs="Arial" w:eastAsia="Arial" w:hAnsi="Arial"/>
               </w:rPr>
               <w:t xml:space="preserve">Agency problems, supplier-induced demand</w:t>
@@ -3651,8 +3651,8 @@
               <w:rPr>
                 <w:b/>
                 <w:bCs/>
-                <w:sz w:val="20"/>
-                <w:szCs w:val="20"/>
+                <w:sz w:val="17"/>
+                <w:szCs w:val="17"/>
                 <w:rFonts w:ascii="Arial" w:cs="Arial" w:eastAsia="Arial" w:hAnsi="Arial"/>
               </w:rPr>
               <w:t xml:space="preserve">Author(s)</w:t>
@@ -3681,8 +3681,8 @@
               <w:rPr>
                 <w:b/>
                 <w:bCs/>
-                <w:sz w:val="20"/>
-                <w:szCs w:val="20"/>
+                <w:sz w:val="17"/>
+                <w:szCs w:val="17"/>
                 <w:rFonts w:ascii="Arial" w:cs="Arial" w:eastAsia="Arial" w:hAnsi="Arial"/>
               </w:rPr>
               <w:t xml:space="preserve">Year</w:t>
@@ -3711,8 +3711,8 @@
               <w:rPr>
                 <w:b/>
                 <w:bCs/>
-                <w:sz w:val="20"/>
-                <w:szCs w:val="20"/>
+                <w:sz w:val="17"/>
+                <w:szCs w:val="17"/>
                 <w:rFonts w:ascii="Arial" w:cs="Arial" w:eastAsia="Arial" w:hAnsi="Arial"/>
               </w:rPr>
               <w:t xml:space="preserve">Title</w:t>
@@ -3741,8 +3741,8 @@
               <w:rPr>
                 <w:b/>
                 <w:bCs/>
-                <w:sz w:val="20"/>
-                <w:szCs w:val="20"/>
+                <w:sz w:val="17"/>
+                <w:szCs w:val="17"/>
                 <w:rFonts w:ascii="Arial" w:cs="Arial" w:eastAsia="Arial" w:hAnsi="Arial"/>
               </w:rPr>
               <w:t xml:space="preserve">Key Contribution</w:t>
@@ -3772,8 +3772,8 @@
               <w:rPr>
                 <w:b w:val="false"/>
                 <w:bCs w:val="false"/>
-                <w:sz w:val="20"/>
-                <w:szCs w:val="20"/>
+                <w:sz w:val="17"/>
+                <w:szCs w:val="17"/>
                 <w:rFonts w:ascii="Arial" w:cs="Arial" w:eastAsia="Arial" w:hAnsi="Arial"/>
               </w:rPr>
               <w:t xml:space="preserve">Arrow</w:t>
@@ -3801,8 +3801,8 @@
               <w:rPr>
                 <w:b w:val="false"/>
                 <w:bCs w:val="false"/>
-                <w:sz w:val="20"/>
-                <w:szCs w:val="20"/>
+                <w:sz w:val="17"/>
+                <w:szCs w:val="17"/>
                 <w:rFonts w:ascii="Arial" w:cs="Arial" w:eastAsia="Arial" w:hAnsi="Arial"/>
               </w:rPr>
               <w:t xml:space="preserve">1963</w:t>
@@ -3830,8 +3830,8 @@
               <w:rPr>
                 <w:b w:val="false"/>
                 <w:bCs w:val="false"/>
-                <w:sz w:val="20"/>
-                <w:szCs w:val="20"/>
+                <w:sz w:val="17"/>
+                <w:szCs w:val="17"/>
                 <w:rFonts w:ascii="Arial" w:cs="Arial" w:eastAsia="Arial" w:hAnsi="Arial"/>
               </w:rPr>
               <w:t xml:space="preserve">Uncertainty and the Welfare Economics of Medical Care</w:t>
@@ -3859,8 +3859,8 @@
               <w:rPr>
                 <w:b w:val="false"/>
                 <w:bCs w:val="false"/>
-                <w:sz w:val="20"/>
-                <w:szCs w:val="20"/>
+                <w:sz w:val="17"/>
+                <w:szCs w:val="17"/>
                 <w:rFonts w:ascii="Arial" w:cs="Arial" w:eastAsia="Arial" w:hAnsi="Arial"/>
               </w:rPr>
               <w:t xml:space="preserve">Systematic enumeration of healthcare market failures</w:t>
@@ -3890,8 +3890,8 @@
               <w:rPr>
                 <w:b w:val="false"/>
                 <w:bCs w:val="false"/>
-                <w:sz w:val="20"/>
-                <w:szCs w:val="20"/>
+                <w:sz w:val="17"/>
+                <w:szCs w:val="17"/>
                 <w:rFonts w:ascii="Arial" w:cs="Arial" w:eastAsia="Arial" w:hAnsi="Arial"/>
               </w:rPr>
               <w:t xml:space="preserve">Grossman</w:t>
@@ -3919,8 +3919,8 @@
               <w:rPr>
                 <w:b w:val="false"/>
                 <w:bCs w:val="false"/>
-                <w:sz w:val="20"/>
-                <w:szCs w:val="20"/>
+                <w:sz w:val="17"/>
+                <w:szCs w:val="17"/>
                 <w:rFonts w:ascii="Arial" w:cs="Arial" w:eastAsia="Arial" w:hAnsi="Arial"/>
               </w:rPr>
               <w:t xml:space="preserve">1972</w:t>
@@ -3948,8 +3948,8 @@
               <w:rPr>
                 <w:b w:val="false"/>
                 <w:bCs w:val="false"/>
-                <w:sz w:val="20"/>
-                <w:szCs w:val="20"/>
+                <w:sz w:val="17"/>
+                <w:szCs w:val="17"/>
                 <w:rFonts w:ascii="Arial" w:cs="Arial" w:eastAsia="Arial" w:hAnsi="Arial"/>
               </w:rPr>
               <w:t xml:space="preserve">On the Concept of Health Capital and the Demand for Health</w:t>
@@ -3977,8 +3977,8 @@
               <w:rPr>
                 <w:b w:val="false"/>
                 <w:bCs w:val="false"/>
-                <w:sz w:val="20"/>
-                <w:szCs w:val="20"/>
+                <w:sz w:val="17"/>
+                <w:szCs w:val="17"/>
                 <w:rFonts w:ascii="Arial" w:cs="Arial" w:eastAsia="Arial" w:hAnsi="Arial"/>
               </w:rPr>
               <w:t xml:space="preserve">Human capital model: health as investment and consumption</w:t>
@@ -4008,8 +4008,8 @@
               <w:rPr>
                 <w:b w:val="false"/>
                 <w:bCs w:val="false"/>
-                <w:sz w:val="20"/>
-                <w:szCs w:val="20"/>
+                <w:sz w:val="17"/>
+                <w:szCs w:val="17"/>
                 <w:rFonts w:ascii="Arial" w:cs="Arial" w:eastAsia="Arial" w:hAnsi="Arial"/>
               </w:rPr>
               <w:t xml:space="preserve">Pauly</w:t>
@@ -4037,8 +4037,8 @@
               <w:rPr>
                 <w:b w:val="false"/>
                 <w:bCs w:val="false"/>
-                <w:sz w:val="20"/>
-                <w:szCs w:val="20"/>
+                <w:sz w:val="17"/>
+                <w:szCs w:val="17"/>
                 <w:rFonts w:ascii="Arial" w:cs="Arial" w:eastAsia="Arial" w:hAnsi="Arial"/>
               </w:rPr>
               <w:t xml:space="preserve">1968</w:t>
@@ -4066,8 +4066,8 @@
               <w:rPr>
                 <w:b w:val="false"/>
                 <w:bCs w:val="false"/>
-                <w:sz w:val="20"/>
-                <w:szCs w:val="20"/>
+                <w:sz w:val="17"/>
+                <w:szCs w:val="17"/>
                 <w:rFonts w:ascii="Arial" w:cs="Arial" w:eastAsia="Arial" w:hAnsi="Arial"/>
               </w:rPr>
               <w:t xml:space="preserve">The Economics of Moral Hazard</w:t>
@@ -4095,8 +4095,8 @@
               <w:rPr>
                 <w:b w:val="false"/>
                 <w:bCs w:val="false"/>
-                <w:sz w:val="20"/>
-                <w:szCs w:val="20"/>
+                <w:sz w:val="17"/>
+                <w:szCs w:val="17"/>
                 <w:rFonts w:ascii="Arial" w:cs="Arial" w:eastAsia="Arial" w:hAnsi="Arial"/>
               </w:rPr>
               <w:t xml:space="preserve">Welfare loss from insurance-induced overconsumption</w:t>
@@ -4126,8 +4126,8 @@
               <w:rPr>
                 <w:b w:val="false"/>
                 <w:bCs w:val="false"/>
-                <w:sz w:val="20"/>
-                <w:szCs w:val="20"/>
+                <w:sz w:val="17"/>
+                <w:szCs w:val="17"/>
                 <w:rFonts w:ascii="Arial" w:cs="Arial" w:eastAsia="Arial" w:hAnsi="Arial"/>
               </w:rPr>
               <w:t xml:space="preserve">Akerlof</w:t>
@@ -4155,8 +4155,8 @@
               <w:rPr>
                 <w:b w:val="false"/>
                 <w:bCs w:val="false"/>
-                <w:sz w:val="20"/>
-                <w:szCs w:val="20"/>
+                <w:sz w:val="17"/>
+                <w:szCs w:val="17"/>
                 <w:rFonts w:ascii="Arial" w:cs="Arial" w:eastAsia="Arial" w:hAnsi="Arial"/>
               </w:rPr>
               <w:t xml:space="preserve">1970</w:t>
@@ -4184,8 +4184,8 @@
               <w:rPr>
                 <w:b w:val="false"/>
                 <w:bCs w:val="false"/>
-                <w:sz w:val="20"/>
-                <w:szCs w:val="20"/>
+                <w:sz w:val="17"/>
+                <w:szCs w:val="17"/>
                 <w:rFonts w:ascii="Arial" w:cs="Arial" w:eastAsia="Arial" w:hAnsi="Arial"/>
               </w:rPr>
               <w:t xml:space="preserve">The Market for "Lemons"</w:t>
@@ -4213,8 +4213,8 @@
               <w:rPr>
                 <w:b w:val="false"/>
                 <w:bCs w:val="false"/>
-                <w:sz w:val="20"/>
-                <w:szCs w:val="20"/>
+                <w:sz w:val="17"/>
+                <w:szCs w:val="17"/>
                 <w:rFonts w:ascii="Arial" w:cs="Arial" w:eastAsia="Arial" w:hAnsi="Arial"/>
               </w:rPr>
               <w:t xml:space="preserve">Information asymmetry and adverse selection</w:t>
@@ -4244,8 +4244,8 @@
               <w:rPr>
                 <w:b w:val="false"/>
                 <w:bCs w:val="false"/>
-                <w:sz w:val="20"/>
-                <w:szCs w:val="20"/>
+                <w:sz w:val="17"/>
+                <w:szCs w:val="17"/>
                 <w:rFonts w:ascii="Arial" w:cs="Arial" w:eastAsia="Arial" w:hAnsi="Arial"/>
               </w:rPr>
               <w:t xml:space="preserve">Rothschild-Stiglitz</w:t>
@@ -4273,8 +4273,8 @@
               <w:rPr>
                 <w:b w:val="false"/>
                 <w:bCs w:val="false"/>
-                <w:sz w:val="20"/>
-                <w:szCs w:val="20"/>
+                <w:sz w:val="17"/>
+                <w:szCs w:val="17"/>
                 <w:rFonts w:ascii="Arial" w:cs="Arial" w:eastAsia="Arial" w:hAnsi="Arial"/>
               </w:rPr>
               <w:t xml:space="preserve">1976</w:t>
@@ -4302,8 +4302,8 @@
               <w:rPr>
                 <w:b w:val="false"/>
                 <w:bCs w:val="false"/>
-                <w:sz w:val="20"/>
-                <w:szCs w:val="20"/>
+                <w:sz w:val="17"/>
+                <w:szCs w:val="17"/>
                 <w:rFonts w:ascii="Arial" w:cs="Arial" w:eastAsia="Arial" w:hAnsi="Arial"/>
               </w:rPr>
               <w:t xml:space="preserve">Equilibrium in Competitive Insurance Markets</w:t>
@@ -4331,8 +4331,8 @@
               <w:rPr>
                 <w:b w:val="false"/>
                 <w:bCs w:val="false"/>
-                <w:sz w:val="20"/>
-                <w:szCs w:val="20"/>
+                <w:sz w:val="17"/>
+                <w:szCs w:val="17"/>
                 <w:rFonts w:ascii="Arial" w:cs="Arial" w:eastAsia="Arial" w:hAnsi="Arial"/>
               </w:rPr>
               <w:t xml:space="preserve">Adverse selection equilibrium with separating contracts</w:t>
@@ -4362,8 +4362,8 @@
               <w:rPr>
                 <w:b w:val="false"/>
                 <w:bCs w:val="false"/>
-                <w:sz w:val="20"/>
-                <w:szCs w:val="20"/>
+                <w:sz w:val="17"/>
+                <w:szCs w:val="17"/>
                 <w:rFonts w:ascii="Arial" w:cs="Arial" w:eastAsia="Arial" w:hAnsi="Arial"/>
               </w:rPr>
               <w:t xml:space="preserve">Manning et al.</w:t>
@@ -4391,8 +4391,8 @@
               <w:rPr>
                 <w:b w:val="false"/>
                 <w:bCs w:val="false"/>
-                <w:sz w:val="20"/>
-                <w:szCs w:val="20"/>
+                <w:sz w:val="17"/>
+                <w:szCs w:val="17"/>
                 <w:rFonts w:ascii="Arial" w:cs="Arial" w:eastAsia="Arial" w:hAnsi="Arial"/>
               </w:rPr>
               <w:t xml:space="preserve">1987</w:t>
@@ -4420,8 +4420,8 @@
               <w:rPr>
                 <w:b w:val="false"/>
                 <w:bCs w:val="false"/>
-                <w:sz w:val="20"/>
-                <w:szCs w:val="20"/>
+                <w:sz w:val="17"/>
+                <w:szCs w:val="17"/>
                 <w:rFonts w:ascii="Arial" w:cs="Arial" w:eastAsia="Arial" w:hAnsi="Arial"/>
               </w:rPr>
               <w:t xml:space="preserve">Health Insurance and the Demand for Medical Care</w:t>
@@ -4449,8 +4449,8 @@
               <w:rPr>
                 <w:b w:val="false"/>
                 <w:bCs w:val="false"/>
-                <w:sz w:val="20"/>
-                <w:szCs w:val="20"/>
+                <w:sz w:val="17"/>
+                <w:szCs w:val="17"/>
                 <w:rFonts w:ascii="Arial" w:cs="Arial" w:eastAsia="Arial" w:hAnsi="Arial"/>
               </w:rPr>
               <w:t xml:space="preserve">RAND HIE results: price elasticity of healthcare demand</w:t>
@@ -4480,8 +4480,8 @@
               <w:rPr>
                 <w:b w:val="false"/>
                 <w:bCs w:val="false"/>
-                <w:sz w:val="20"/>
-                <w:szCs w:val="20"/>
+                <w:sz w:val="17"/>
+                <w:szCs w:val="17"/>
                 <w:rFonts w:ascii="Arial" w:cs="Arial" w:eastAsia="Arial" w:hAnsi="Arial"/>
               </w:rPr>
               <w:t xml:space="preserve">Newhouse</w:t>
@@ -4509,8 +4509,8 @@
               <w:rPr>
                 <w:b w:val="false"/>
                 <w:bCs w:val="false"/>
-                <w:sz w:val="20"/>
-                <w:szCs w:val="20"/>
+                <w:sz w:val="17"/>
+                <w:szCs w:val="17"/>
                 <w:rFonts w:ascii="Arial" w:cs="Arial" w:eastAsia="Arial" w:hAnsi="Arial"/>
               </w:rPr>
               <w:t xml:space="preserve">1970</w:t>
@@ -4538,8 +4538,8 @@
               <w:rPr>
                 <w:b w:val="false"/>
                 <w:bCs w:val="false"/>
-                <w:sz w:val="20"/>
-                <w:szCs w:val="20"/>
+                <w:sz w:val="17"/>
+                <w:szCs w:val="17"/>
                 <w:rFonts w:ascii="Arial" w:cs="Arial" w:eastAsia="Arial" w:hAnsi="Arial"/>
               </w:rPr>
               <w:t xml:space="preserve">Toward a Theory of Nonprofit Institutions</w:t>
@@ -4567,8 +4567,8 @@
               <w:rPr>
                 <w:b w:val="false"/>
                 <w:bCs w:val="false"/>
-                <w:sz w:val="20"/>
-                <w:szCs w:val="20"/>
+                <w:sz w:val="17"/>
+                <w:szCs w:val="17"/>
                 <w:rFonts w:ascii="Arial" w:cs="Arial" w:eastAsia="Arial" w:hAnsi="Arial"/>
               </w:rPr>
               <w:t xml:space="preserve">Not-for-profit hospital behavior model</w:t>
@@ -4598,8 +4598,8 @@
               <w:rPr>
                 <w:b w:val="false"/>
                 <w:bCs w:val="false"/>
-                <w:sz w:val="20"/>
-                <w:szCs w:val="20"/>
+                <w:sz w:val="17"/>
+                <w:szCs w:val="17"/>
                 <w:rFonts w:ascii="Arial" w:cs="Arial" w:eastAsia="Arial" w:hAnsi="Arial"/>
               </w:rPr>
               <w:t xml:space="preserve">McGuire</w:t>
@@ -4627,8 +4627,8 @@
               <w:rPr>
                 <w:b w:val="false"/>
                 <w:bCs w:val="false"/>
-                <w:sz w:val="20"/>
-                <w:szCs w:val="20"/>
+                <w:sz w:val="17"/>
+                <w:szCs w:val="17"/>
                 <w:rFonts w:ascii="Arial" w:cs="Arial" w:eastAsia="Arial" w:hAnsi="Arial"/>
               </w:rPr>
               <w:t xml:space="preserve">2000</w:t>
@@ -4656,8 +4656,8 @@
               <w:rPr>
                 <w:b w:val="false"/>
                 <w:bCs w:val="false"/>
-                <w:sz w:val="20"/>
-                <w:szCs w:val="20"/>
+                <w:sz w:val="17"/>
+                <w:szCs w:val="17"/>
                 <w:rFonts w:ascii="Arial" w:cs="Arial" w:eastAsia="Arial" w:hAnsi="Arial"/>
               </w:rPr>
               <w:t xml:space="preserve">Physician Agency</w:t>
@@ -4685,8 +4685,8 @@
               <w:rPr>
                 <w:b w:val="false"/>
                 <w:bCs w:val="false"/>
-                <w:sz w:val="20"/>
-                <w:szCs w:val="20"/>
+                <w:sz w:val="17"/>
+                <w:szCs w:val="17"/>
                 <w:rFonts w:ascii="Arial" w:cs="Arial" w:eastAsia="Arial" w:hAnsi="Arial"/>
               </w:rPr>
               <w:t xml:space="preserve">Comprehensive review of physician agency models</w:t>
@@ -4716,8 +4716,8 @@
               <w:rPr>
                 <w:b w:val="false"/>
                 <w:bCs w:val="false"/>
-                <w:sz w:val="20"/>
-                <w:szCs w:val="20"/>
+                <w:sz w:val="17"/>
+                <w:szCs w:val="17"/>
                 <w:rFonts w:ascii="Arial" w:cs="Arial" w:eastAsia="Arial" w:hAnsi="Arial"/>
               </w:rPr>
               <w:t xml:space="preserve">Nyman</w:t>
@@ -4745,8 +4745,8 @@
               <w:rPr>
                 <w:b w:val="false"/>
                 <w:bCs w:val="false"/>
-                <w:sz w:val="20"/>
-                <w:szCs w:val="20"/>
+                <w:sz w:val="17"/>
+                <w:szCs w:val="17"/>
                 <w:rFonts w:ascii="Arial" w:cs="Arial" w:eastAsia="Arial" w:hAnsi="Arial"/>
               </w:rPr>
               <w:t xml:space="preserve">2003</w:t>
@@ -4774,8 +4774,8 @@
               <w:rPr>
                 <w:b w:val="false"/>
                 <w:bCs w:val="false"/>
-                <w:sz w:val="20"/>
-                <w:szCs w:val="20"/>
+                <w:sz w:val="17"/>
+                <w:szCs w:val="17"/>
                 <w:rFonts w:ascii="Arial" w:cs="Arial" w:eastAsia="Arial" w:hAnsi="Arial"/>
               </w:rPr>
               <w:t xml:space="preserve">The Theory of Demand for Health Insurance</w:t>
@@ -4803,8 +4803,8 @@
               <w:rPr>
                 <w:b w:val="false"/>
                 <w:bCs w:val="false"/>
-                <w:sz w:val="20"/>
-                <w:szCs w:val="20"/>
+                <w:sz w:val="17"/>
+                <w:szCs w:val="17"/>
                 <w:rFonts w:ascii="Arial" w:cs="Arial" w:eastAsia="Arial" w:hAnsi="Arial"/>
               </w:rPr>
               <w:t xml:space="preserve">Access value theory challenging traditional moral hazard</w:t>
@@ -4834,8 +4834,8 @@
               <w:rPr>
                 <w:b w:val="false"/>
                 <w:bCs w:val="false"/>
-                <w:sz w:val="20"/>
-                <w:szCs w:val="20"/>
+                <w:sz w:val="17"/>
+                <w:szCs w:val="17"/>
                 <w:rFonts w:ascii="Arial" w:cs="Arial" w:eastAsia="Arial" w:hAnsi="Arial"/>
               </w:rPr>
               <w:t xml:space="preserve">Einav-Finkelstein-Cullen</w:t>
@@ -4863,8 +4863,8 @@
               <w:rPr>
                 <w:b w:val="false"/>
                 <w:bCs w:val="false"/>
-                <w:sz w:val="20"/>
-                <w:szCs w:val="20"/>
+                <w:sz w:val="17"/>
+                <w:szCs w:val="17"/>
                 <w:rFonts w:ascii="Arial" w:cs="Arial" w:eastAsia="Arial" w:hAnsi="Arial"/>
               </w:rPr>
               <w:t xml:space="preserve">2010</w:t>
@@ -4892,8 +4892,8 @@
               <w:rPr>
                 <w:b w:val="false"/>
                 <w:bCs w:val="false"/>
-                <w:sz w:val="20"/>
-                <w:szCs w:val="20"/>
+                <w:sz w:val="17"/>
+                <w:szCs w:val="17"/>
                 <w:rFonts w:ascii="Arial" w:cs="Arial" w:eastAsia="Arial" w:hAnsi="Arial"/>
               </w:rPr>
               <w:t xml:space="preserve">Estimating Welfare in Insurance Markets</w:t>
@@ -4921,8 +4921,8 @@
               <w:rPr>
                 <w:b w:val="false"/>
                 <w:bCs w:val="false"/>
-                <w:sz w:val="20"/>
-                <w:szCs w:val="20"/>
+                <w:sz w:val="17"/>
+                <w:szCs w:val="17"/>
                 <w:rFonts w:ascii="Arial" w:cs="Arial" w:eastAsia="Arial" w:hAnsi="Arial"/>
               </w:rPr>
               <w:t xml:space="preserve">Sufficient statistics approach to adverse selection welfare</w:t>
@@ -5530,7 +5530,7 @@
         <w:szCs w:val="18"/>
         <w:rFonts w:ascii="Arial" w:cs="Arial" w:eastAsia="Arial" w:hAnsi="Arial"/>
       </w:rPr>
-      <w:t xml:space="preserve">Healthcare Economics Research</w:t>
+      <w:t xml:space="preserve">Chapter 1: Foundations of Healthcare Economics</w:t>
     </w:r>
   </w:p>
 </w:hdr>
@@ -5777,23 +5777,6 @@
       <w:szCs w:val="20"/>
     </w:rPr>
   </w:style>
-  <w:style w:type="paragraph" w:styleId="Heading1">
-    <w:name w:val="Heading 1"/>
-    <w:basedOn w:val="Normal"/>
-    <w:next w:val="Normal"/>
-    <w:qFormat/>
-    <w:pPr>
-      <w:spacing w:before="360" w:after="200"/>
-      <w:outlineLvl w:val="0"/>
-    </w:pPr>
-    <w:rPr>
-      <w:b/>
-      <w:bCs/>
-      <w:sz w:val="36"/>
-      <w:szCs w:val="36"/>
-      <w:rFonts w:ascii="Arial" w:cs="Arial" w:eastAsia="Arial" w:hAnsi="Arial"/>
-    </w:rPr>
-  </w:style>
   <w:style w:type="paragraph" w:styleId="Heading2">
     <w:name w:val="Heading 2"/>
     <w:basedOn w:val="Normal"/>
